--- a/Etat de l'art/EtatDeL'art/V.Conclusion.docx
+++ b/Etat de l'art/EtatDeL'art/V.Conclusion.docx
@@ -9,6 +9,7 @@
           <w:lang w:val="fr-FR"/>
         </w:rPr>
       </w:pPr>
+      <w:bookmarkStart w:id="0" w:name="_Hlk211422969"/>
       <w:r>
         <w:rPr>
           <w:lang w:val="fr-FR"/>
@@ -22,6 +23,7 @@
         <w:t>Conclusion</w:t>
       </w:r>
     </w:p>
+    <w:bookmarkEnd w:id="0"/>
     <w:p>
       <w:pPr>
         <w:rPr>
@@ -97,7 +99,6 @@
         </w:rPr>
         <w:t xml:space="preserve">Présenter le cadre de </w:t>
       </w:r>
-      <w:proofErr w:type="gramStart"/>
       <w:r>
         <w:rPr>
           <w:lang w:val="fr-FR"/>
@@ -108,9 +109,8 @@
         <w:rPr>
           <w:lang w:val="fr-FR"/>
         </w:rPr>
-        <w:t>ouveau  rapidement</w:t>
-      </w:r>
-      <w:proofErr w:type="gramEnd"/>
+        <w:t>ouveau rapidement</w:t>
+      </w:r>
       <w:r>
         <w:rPr>
           <w:lang w:val="fr-FR"/>
@@ -135,14 +135,12 @@
         </w:rPr>
         <w:t xml:space="preserve">Revenir sur </w:t>
       </w:r>
-      <w:proofErr w:type="gramStart"/>
-      <w:r>
-        <w:rPr>
-          <w:lang w:val="fr-FR"/>
-        </w:rPr>
-        <w:t>la notions</w:t>
-      </w:r>
-      <w:proofErr w:type="gramEnd"/>
+      <w:r>
+        <w:rPr>
+          <w:lang w:val="fr-FR"/>
+        </w:rPr>
+        <w:t>la notion</w:t>
+      </w:r>
       <w:r>
         <w:rPr>
           <w:lang w:val="fr-FR"/>
@@ -161,28 +159,24 @@
           <w:lang w:val="fr-FR"/>
         </w:rPr>
       </w:pPr>
-      <w:proofErr w:type="gramStart"/>
-      <w:r>
-        <w:rPr>
-          <w:lang w:val="fr-FR"/>
-        </w:rPr>
-        <w:t>plans</w:t>
-      </w:r>
-      <w:proofErr w:type="gramEnd"/>
+      <w:r>
+        <w:rPr>
+          <w:lang w:val="fr-FR"/>
+        </w:rPr>
+        <w:t>Plans</w:t>
+      </w:r>
       <w:r>
         <w:rPr>
           <w:lang w:val="fr-FR"/>
         </w:rPr>
         <w:t xml:space="preserve"> raster </w:t>
       </w:r>
-      <w:proofErr w:type="gramStart"/>
-      <w:r>
-        <w:rPr>
-          <w:lang w:val="fr-FR"/>
-        </w:rPr>
-        <w:t>à  plan</w:t>
-      </w:r>
-      <w:proofErr w:type="gramEnd"/>
+      <w:r>
+        <w:rPr>
+          <w:lang w:val="fr-FR"/>
+        </w:rPr>
+        <w:t>à plan</w:t>
+      </w:r>
       <w:r>
         <w:rPr>
           <w:lang w:val="fr-FR"/>
@@ -201,14 +195,12 @@
           <w:lang w:val="fr-FR"/>
         </w:rPr>
       </w:pPr>
-      <w:proofErr w:type="gramStart"/>
-      <w:r>
-        <w:rPr>
-          <w:lang w:val="fr-FR"/>
-        </w:rPr>
-        <w:t>réalisations</w:t>
-      </w:r>
-      <w:proofErr w:type="gramEnd"/>
+      <w:r>
+        <w:rPr>
+          <w:lang w:val="fr-FR"/>
+        </w:rPr>
+        <w:t>Réalisations</w:t>
+      </w:r>
       <w:r>
         <w:rPr>
           <w:lang w:val="fr-FR"/>
@@ -227,14 +219,12 @@
           <w:lang w:val="fr-FR"/>
         </w:rPr>
       </w:pPr>
-      <w:proofErr w:type="gramStart"/>
-      <w:r>
-        <w:rPr>
-          <w:lang w:val="fr-FR"/>
-        </w:rPr>
-        <w:t>passer</w:t>
-      </w:r>
-      <w:proofErr w:type="gramEnd"/>
+      <w:r>
+        <w:rPr>
+          <w:lang w:val="fr-FR"/>
+        </w:rPr>
+        <w:t>Passer</w:t>
+      </w:r>
       <w:r>
         <w:rPr>
           <w:lang w:val="fr-FR"/>
@@ -454,6 +444,369 @@
     </w:p>
     <w:p>
       <w:pPr>
+        <w:pStyle w:val="Paragraphedeliste"/>
+      </w:pPr>
+    </w:p>
+    <w:p>
+      <w:pPr>
+        <w:pStyle w:val="Paragraphedeliste"/>
+      </w:pPr>
+    </w:p>
+    <w:p>
+      <w:pPr>
+        <w:pStyle w:val="Paragraphedeliste"/>
+      </w:pPr>
+    </w:p>
+    <w:p>
+      <w:pPr>
+        <w:pStyle w:val="Paragraphedeliste"/>
+      </w:pPr>
+    </w:p>
+    <w:p>
+      <w:pPr>
+        <w:pStyle w:val="Paragraphedeliste"/>
+      </w:pPr>
+    </w:p>
+    <w:p>
+      <w:pPr>
+        <w:pStyle w:val="Paragraphedeliste"/>
+      </w:pPr>
+    </w:p>
+    <w:p>
+      <w:pPr>
+        <w:pStyle w:val="Paragraphedeliste"/>
+      </w:pPr>
+    </w:p>
+    <w:p>
+      <w:pPr>
+        <w:pStyle w:val="Paragraphedeliste"/>
+      </w:pPr>
+    </w:p>
+    <w:p>
+      <w:pPr>
+        <w:pStyle w:val="Paragraphedeliste"/>
+      </w:pPr>
+    </w:p>
+    <w:p>
+      <w:pPr>
+        <w:pStyle w:val="Paragraphedeliste"/>
+        <w:jc w:val="both"/>
+      </w:pPr>
+      <w:bookmarkStart w:id="1" w:name="_Hlk211422979"/>
+      <w:proofErr w:type="spellStart"/>
+      <w:r>
+        <w:lastRenderedPageBreak/>
+        <w:t>Cet</w:t>
+      </w:r>
+      <w:proofErr w:type="spellEnd"/>
+      <w:r>
+        <w:t xml:space="preserve"> </w:t>
+      </w:r>
+      <w:proofErr w:type="spellStart"/>
+      <w:r>
+        <w:t>état</w:t>
+      </w:r>
+      <w:proofErr w:type="spellEnd"/>
+      <w:r>
+        <w:t xml:space="preserve"> de </w:t>
+      </w:r>
+      <w:proofErr w:type="spellStart"/>
+      <w:r>
+        <w:t>l’art</w:t>
+      </w:r>
+      <w:proofErr w:type="spellEnd"/>
+      <w:r>
+        <w:t xml:space="preserve"> </w:t>
+      </w:r>
+      <w:proofErr w:type="spellStart"/>
+      <w:r>
+        <w:t>visait</w:t>
+      </w:r>
+      <w:proofErr w:type="spellEnd"/>
+      <w:r>
+        <w:t xml:space="preserve"> à </w:t>
+      </w:r>
+      <w:proofErr w:type="spellStart"/>
+      <w:r>
+        <w:t>clarifier</w:t>
+      </w:r>
+      <w:proofErr w:type="spellEnd"/>
+      <w:r>
+        <w:t xml:space="preserve"> les </w:t>
+      </w:r>
+      <w:proofErr w:type="spellStart"/>
+      <w:r>
+        <w:t>approches</w:t>
+      </w:r>
+      <w:proofErr w:type="spellEnd"/>
+      <w:r>
+        <w:t xml:space="preserve"> </w:t>
+      </w:r>
+      <w:proofErr w:type="spellStart"/>
+      <w:r>
+        <w:t>d’IA</w:t>
+      </w:r>
+      <w:proofErr w:type="spellEnd"/>
+      <w:r>
+        <w:t xml:space="preserve"> </w:t>
+      </w:r>
+      <w:proofErr w:type="spellStart"/>
+      <w:r>
+        <w:t>pour</w:t>
+      </w:r>
+      <w:proofErr w:type="spellEnd"/>
+      <w:r>
+        <w:t xml:space="preserve"> </w:t>
+      </w:r>
+      <w:proofErr w:type="spellStart"/>
+      <w:r>
+        <w:t>l’analyse</w:t>
+      </w:r>
+      <w:proofErr w:type="spellEnd"/>
+      <w:r>
+        <w:t xml:space="preserve"> </w:t>
+      </w:r>
+      <w:proofErr w:type="spellStart"/>
+      <w:r>
+        <w:t>automatique</w:t>
+      </w:r>
+      <w:proofErr w:type="spellEnd"/>
+      <w:r>
+        <w:t xml:space="preserve"> de </w:t>
+      </w:r>
+      <w:proofErr w:type="spellStart"/>
+      <w:r>
+        <w:t>plans</w:t>
+      </w:r>
+      <w:proofErr w:type="spellEnd"/>
+      <w:r>
+        <w:t xml:space="preserve"> 2D et 3D en </w:t>
+      </w:r>
+      <w:proofErr w:type="spellStart"/>
+      <w:r>
+        <w:t>contexte</w:t>
+      </w:r>
+      <w:proofErr w:type="spellEnd"/>
+      <w:r>
+        <w:t xml:space="preserve"> </w:t>
+      </w:r>
+      <w:proofErr w:type="spellStart"/>
+      <w:r>
+        <w:t>industriel</w:t>
+      </w:r>
+      <w:proofErr w:type="spellEnd"/>
+      <w:r>
+        <w:t xml:space="preserve"> et à </w:t>
+      </w:r>
+      <w:proofErr w:type="spellStart"/>
+      <w:r>
+        <w:t>situer</w:t>
+      </w:r>
+      <w:proofErr w:type="spellEnd"/>
+      <w:r>
+        <w:t xml:space="preserve"> la place des </w:t>
+      </w:r>
+      <w:proofErr w:type="spellStart"/>
+      <w:r>
+        <w:t>méthodes</w:t>
+      </w:r>
+      <w:proofErr w:type="spellEnd"/>
+      <w:r>
+        <w:t xml:space="preserve"> multimodales. </w:t>
+      </w:r>
+      <w:proofErr w:type="spellStart"/>
+      <w:r>
+        <w:t>L’objectif</w:t>
+      </w:r>
+      <w:proofErr w:type="spellEnd"/>
+      <w:r>
+        <w:t xml:space="preserve"> </w:t>
+      </w:r>
+      <w:proofErr w:type="spellStart"/>
+      <w:r>
+        <w:t>était</w:t>
+      </w:r>
+      <w:proofErr w:type="spellEnd"/>
+      <w:r>
+        <w:t xml:space="preserve"> </w:t>
+      </w:r>
+      <w:proofErr w:type="spellStart"/>
+      <w:r>
+        <w:t>d’identifier</w:t>
+      </w:r>
+      <w:proofErr w:type="spellEnd"/>
+      <w:r>
+        <w:t xml:space="preserve"> ce qui </w:t>
+      </w:r>
+      <w:proofErr w:type="spellStart"/>
+      <w:r>
+        <w:t>fonctionne</w:t>
+      </w:r>
+      <w:proofErr w:type="spellEnd"/>
+      <w:r>
+        <w:t xml:space="preserve">, ce qui bloque et ce qui manque </w:t>
+      </w:r>
+      <w:proofErr w:type="spellStart"/>
+      <w:r>
+        <w:t>pour</w:t>
+      </w:r>
+      <w:proofErr w:type="spellEnd"/>
+      <w:r>
+        <w:t xml:space="preserve"> </w:t>
+      </w:r>
+      <w:proofErr w:type="spellStart"/>
+      <w:r>
+        <w:t>passer</w:t>
+      </w:r>
+      <w:proofErr w:type="spellEnd"/>
+      <w:r>
+        <w:t xml:space="preserve"> à </w:t>
+      </w:r>
+      <w:proofErr w:type="spellStart"/>
+      <w:r>
+        <w:t>l’échelle</w:t>
+      </w:r>
+      <w:proofErr w:type="spellEnd"/>
+      <w:r>
+        <w:t>.</w:t>
+      </w:r>
+    </w:p>
+    <w:p>
+      <w:pPr>
+        <w:pStyle w:val="Paragraphedeliste"/>
+        <w:jc w:val="both"/>
+        <w:rPr>
+          <w:lang w:val="fr-FR"/>
+        </w:rPr>
+      </w:pPr>
+      <w:r>
+        <w:rPr>
+          <w:lang w:val="fr-FR"/>
+        </w:rPr>
+        <w:t>Sur le 2D, les pratiques reposent surtout sur des PDF et des images. Les chaînes qui combinent OCR et détection de symboles obtiennent de bonnes performances mais restent sensibles à la qualité des scans, aux styles graphiques et à la disponibilité de jeux annotés vraiment représentatifs.</w:t>
+      </w:r>
+    </w:p>
+    <w:p>
+      <w:pPr>
+        <w:pStyle w:val="Paragraphedeliste"/>
+        <w:jc w:val="both"/>
+        <w:rPr>
+          <w:lang w:val="fr-FR"/>
+        </w:rPr>
+      </w:pPr>
+    </w:p>
+    <w:p>
+      <w:pPr>
+        <w:pStyle w:val="Paragraphedeliste"/>
+        <w:jc w:val="both"/>
+        <w:rPr>
+          <w:lang w:val="fr-FR"/>
+        </w:rPr>
+      </w:pPr>
+      <w:r>
+        <w:rPr>
+          <w:lang w:val="fr-FR"/>
+        </w:rPr>
+        <w:t>Sur le 3D, les données proviennent principalement des modèles BIM et CAO, des maillages de surfaces et des nuages de points. Les formats IFC, RVT, DWG, STEP ou DXF véhiculent une géométrie riche et des propriétés utiles à la collaboration et à l’automatisation. Les maillages décrivent finement les formes mais portent peu de sémantique. Les nuages de points offrent une représentation fidèle de l’existant et servent de base au Scan to BIM. Dans la pratique, l’hétérogénéité des standards, les métadonnées incomplètes, les volumes importants et les besoins d’alignement et de filtrage limitent l’interopérabilité et la mise en production.</w:t>
+      </w:r>
+    </w:p>
+    <w:p>
+      <w:pPr>
+        <w:pStyle w:val="Paragraphedeliste"/>
+        <w:jc w:val="both"/>
+        <w:rPr>
+          <w:lang w:val="fr-FR"/>
+        </w:rPr>
+      </w:pPr>
+    </w:p>
+    <w:p>
+      <w:pPr>
+        <w:pStyle w:val="Paragraphedeliste"/>
+        <w:jc w:val="both"/>
+        <w:rPr>
+          <w:lang w:val="fr-FR"/>
+        </w:rPr>
+      </w:pPr>
+      <w:r>
+        <w:rPr>
+          <w:lang w:val="fr-FR"/>
+        </w:rPr>
+        <w:t>La multimodalité progresse et relie vision et texte. Elle permet d’exploiter conjointement éléments visuels, légendes, tableaux et documents techniques, y compris des cahiers des charges. Le potentiel est réel pour la robustesse, la traçabilité et l’automatisation de bout en bout. Les défis portent encore sur la montée en charge, l’interprétabilité, la gestion de données bruitées ou asynchrones et la dépendance à des exemples annotés pertinents au domaine.</w:t>
+      </w:r>
+    </w:p>
+    <w:p>
+      <w:pPr>
+        <w:pStyle w:val="Paragraphedeliste"/>
+        <w:jc w:val="both"/>
+        <w:rPr>
+          <w:lang w:val="fr-FR"/>
+        </w:rPr>
+      </w:pPr>
+    </w:p>
+    <w:p>
+      <w:pPr>
+        <w:pStyle w:val="Paragraphedeliste"/>
+        <w:jc w:val="both"/>
+        <w:rPr>
+          <w:lang w:val="fr-FR"/>
+        </w:rPr>
+      </w:pPr>
+      <w:r>
+        <w:rPr>
+          <w:lang w:val="fr-FR"/>
+        </w:rPr>
+        <w:t>Une stratégie pragmatique consiste à partir de modèles unimodaux déjà robustes et à en extraire les informations textuelles des plans PDF afin de construire un modèle multimodal. L’apport de documents annexes bien structurés peut enrichir le contexte et améliorer la qualité des décisions, à condition de soigner l’alignement entre modalités et la qualité des annotations.</w:t>
+      </w:r>
+    </w:p>
+    <w:p>
+      <w:pPr>
+        <w:pStyle w:val="Paragraphedeliste"/>
+        <w:jc w:val="both"/>
+        <w:rPr>
+          <w:lang w:val="fr-FR"/>
+        </w:rPr>
+      </w:pPr>
+    </w:p>
+    <w:p>
+      <w:pPr>
+        <w:pStyle w:val="Paragraphedeliste"/>
+        <w:jc w:val="both"/>
+        <w:rPr>
+          <w:lang w:val="fr-FR"/>
+        </w:rPr>
+      </w:pPr>
+      <w:r>
+        <w:rPr>
+          <w:lang w:val="fr-FR"/>
+        </w:rPr>
+        <w:t xml:space="preserve">En résumé, l’écosystème est mûr pour des solutions </w:t>
+      </w:r>
+      <w:proofErr w:type="spellStart"/>
+      <w:r>
+        <w:rPr>
+          <w:lang w:val="fr-FR"/>
+        </w:rPr>
+        <w:t>productisables</w:t>
+      </w:r>
+      <w:proofErr w:type="spellEnd"/>
+      <w:r>
+        <w:rPr>
+          <w:lang w:val="fr-FR"/>
+        </w:rPr>
+        <w:t xml:space="preserve"> sur des tâches ciblées et des jeux de données maîtrisés. La multimodalité est crédible si elle s’appuie sur un cadrage rigoureux des données, des métriques et des coûts. Les prochaines avancées passeront par des benchmarks partagés, une meilleure interopérabilité des standards comme IFC et des schémas de fusion adaptatifs qui tirent parti du contexte spatial et sémantique autant que de la forme.</w:t>
+      </w:r>
+    </w:p>
+    <w:bookmarkEnd w:id="1"/>
+    <w:p>
+      <w:pPr>
+        <w:pStyle w:val="Paragraphedeliste"/>
+        <w:rPr>
+          <w:lang w:val="fr-FR"/>
+        </w:rPr>
+      </w:pPr>
+    </w:p>
+    <w:p>
+      <w:pPr>
         <w:pStyle w:val="Titre1"/>
         <w:rPr>
           <w:lang w:val="fr-FR"/>
@@ -463,6 +816,7 @@
         <w:rPr>
           <w:lang w:val="fr-FR"/>
         </w:rPr>
+        <w:lastRenderedPageBreak/>
         <w:t>Conclusion</w:t>
       </w:r>
     </w:p>
@@ -573,14 +927,12 @@
         </w:rPr>
         <w:t xml:space="preserve"> </w:t>
       </w:r>
-      <w:proofErr w:type="gramStart"/>
-      <w:r>
-        <w:rPr>
-          <w:lang w:val="fr-FR"/>
-        </w:rPr>
-        <w:t>et  type</w:t>
-      </w:r>
-      <w:proofErr w:type="gramEnd"/>
+      <w:r>
+        <w:rPr>
+          <w:lang w:val="fr-FR"/>
+        </w:rPr>
+        <w:t>et type</w:t>
+      </w:r>
       <w:r>
         <w:rPr>
           <w:lang w:val="fr-FR"/>
@@ -591,14 +943,7 @@
         <w:rPr>
           <w:lang w:val="fr-FR"/>
         </w:rPr>
-        <w:t xml:space="preserve">la variabilité des styles graphiques, la dépendance à des jeux de données annotés et les </w:t>
-      </w:r>
-      <w:r>
-        <w:rPr>
-          <w:lang w:val="fr-FR"/>
-        </w:rPr>
-        <w:lastRenderedPageBreak/>
-        <w:t xml:space="preserve">coûts de calcul des réseaux 3D à grande échelle. Ces facteurs limitent </w:t>
+        <w:t xml:space="preserve">la variabilité des styles graphiques, la dépendance à des jeux de données annotés et les coûts de calcul des réseaux 3D à grande échelle. Ces facteurs limitent </w:t>
       </w:r>
       <w:r>
         <w:rPr>
@@ -804,15 +1149,13 @@
         </w:rPr>
         <w:t xml:space="preserve"> multimodal pour ainsi augmenter </w:t>
       </w:r>
-      <w:proofErr w:type="gramStart"/>
       <w:r>
         <w:rPr>
           <w:highlight w:val="yellow"/>
           <w:lang w:val="fr-FR"/>
         </w:rPr>
-        <w:t>les type</w:t>
-      </w:r>
-      <w:proofErr w:type="gramEnd"/>
+        <w:t>les types</w:t>
+      </w:r>
       <w:r>
         <w:rPr>
           <w:highlight w:val="yellow"/>
@@ -962,6 +1305,7 @@
         <w:rPr>
           <w:lang w:val="fr-FR"/>
         </w:rPr>
+        <w:lastRenderedPageBreak/>
         <w:t>Encore sous-représentée dans ce secteur, la multimodalité offre une voie prometteuse pour combiner des plans avec de nouvelles modalités, qui pourraient être des textes provenant des plans eux-mêmes ou de documents externes comme les cahiers des charges. Un plan au format image constitue également une source d’information. Néanmoins, la scalabilité, l’interprétabilité et la gestion de données bruitées/asynchrones restent des défis, et la valeur ajoutée dépend fortement de la qualité du couplage entre modalités et de la disponibilité d’exemples annotés pertinents au domaine. La faisabilité est donc conditionnée par la mise à disposition de données annotées de qualité.</w:t>
       </w:r>
     </w:p>
@@ -1026,7 +1370,7 @@
           <w:lang w:val="fr-FR"/>
         </w:rPr>
       </w:pPr>
-      <w:bookmarkStart w:id="0" w:name="_Hlk211345527"/>
+      <w:bookmarkStart w:id="2" w:name="_Hlk211345527"/>
       <w:r>
         <w:rPr>
           <w:lang w:val="fr-FR"/>
@@ -1034,7 +1378,7 @@
         <w:t>Les modèles BIM et CAO sont échangés sous des formats répandus tels que IFC, RVT, DWG, STEP ou DXF. Ils décrivent la géométrie et des propriétés sémantiques, par exemple types d’éléments, matériaux, fonctions et relations spatiales, ce qui facilite la collaboration et l’automatisation de tâches comme la détection de collisions ou la planification. Leur richesse s’accompagne de contraintes d’interopérabilité, certains formats sont propriétaires, et des divergences d’interprétation subsistent entre logiciels. De plus, de nombreux modèles ne contiennent qu’une géométrie partielle ou des métadonnées incomplètes, ce qui limite l’exploitation directe.</w:t>
       </w:r>
     </w:p>
-    <w:bookmarkEnd w:id="0"/>
+    <w:bookmarkEnd w:id="2"/>
     <w:p>
       <w:pPr>
         <w:pStyle w:val="NormalWeb"/>
@@ -1070,14 +1414,14 @@
           <w:lang w:val="fr-FR"/>
         </w:rPr>
       </w:pPr>
-      <w:bookmarkStart w:id="1" w:name="_Hlk211345592"/>
+      <w:bookmarkStart w:id="3" w:name="_Hlk211345592"/>
       <w:r>
         <w:rPr>
           <w:lang w:val="fr-FR"/>
         </w:rPr>
         <w:t>Les nuages de points décrivent la scène par un ensemble de points échantillonnés dans l’espace, généralement issus de lidar terrestre ou mobile, de scanners fixes ou de photogrammétrie. Ils peuvent inclure des attributs utiles, par exemple couleur, intensité, normales locales et horodatage. Les formats les plus utilisés sont LAS, LAZ, E57, PLY, PCD et XYZ. Les nuages de points offrent une représentation fidèle de l’existant et servent de base au Scan to BIM, mais posent des défis liés au volume de données, aux systèmes de coordonnées, à l’alignement multi-stations, au bruit et aux occultations. Leur exploitation requiert des étapes de filtrage, d’enregistrement, de segmentation et souvent de conversion vers des maillages ou des objets BIM.</w:t>
       </w:r>
-      <w:bookmarkEnd w:id="1"/>
+      <w:bookmarkEnd w:id="3"/>
     </w:p>
     <w:p>
       <w:pPr>
@@ -1090,7 +1434,14 @@
         <w:rPr>
           <w:lang w:val="fr-FR"/>
         </w:rPr>
-        <w:t>Ainsi, même si les plans 3D offrent un potentiel supérieur aux plans 2D pour l’analyse automatique, leur valorisation suppose de maîtriser une grande variété de formats et de niveaux de détail, d’arbitrer entre fidélité géométrique et richesse sémantique, et d’assurer l’interopérabilité tout au long de la chaîne de traitement.</w:t>
+        <w:t xml:space="preserve">Ainsi, même si les plans 3D offrent un potentiel supérieur aux plans 2D pour l’analyse automatique, leur valorisation suppose de maîtriser une grande variété de formats et de </w:t>
+      </w:r>
+      <w:r>
+        <w:rPr>
+          <w:lang w:val="fr-FR"/>
+        </w:rPr>
+        <w:lastRenderedPageBreak/>
+        <w:t>niveaux de détail, d’arbitrer entre fidélité géométrique et richesse sémantique, et d’assurer l’interopérabilité tout au long de la chaîne de traitement.</w:t>
       </w:r>
     </w:p>
     <w:p>
@@ -2742,7 +3093,6 @@
   <w:style w:type="character" w:default="1" w:styleId="Policepardfaut">
     <w:name w:val="Default Paragraph Font"/>
     <w:uiPriority w:val="1"/>
-    <w:semiHidden/>
     <w:unhideWhenUsed/>
   </w:style>
   <w:style w:type="table" w:default="1" w:styleId="TableauNormal">
